--- a/Documentation ENG/Pitch ENG 5.0.docx
+++ b/Documentation ENG/Pitch ENG 5.0.docx
@@ -4,20 +4,15 @@
   <w:body>
     <w:p>
       <w:pPr>
-        <w:jc w:val="left"/>
+        <w:pStyle w:val="Title"/>
       </w:pPr>
       <w:r>
-        <w:rPr>
-          <w:b/>
-          <w:color w:val="1F497D"/>
-          <w:sz w:val="32"/>
-        </w:rPr>
         <w:t>Alfa Stream v5.0 — Strategic Vision &amp; Roadmap</w:t>
       </w:r>
     </w:p>
     <w:p>
       <w:r>
-        <w:t>Date: April 28, 2026</w:t>
+        <w:t>Date: April 29, 2026</w:t>
       </w:r>
     </w:p>
     <w:p>
@@ -25,91 +20,62 @@
         <w:t>Author: David Urban</w:t>
       </w:r>
     </w:p>
-    <w:p/>
     <w:p>
       <w:r>
-        <w:t>Alfa Stream v5.0 is a production-grade data platform built on a modern cloud stack. The foundation is solid: automated pipelines, a structured Snowflake warehouse, dbt-driven transformations, and Power BI dashboards. Below are three clear directions for taking the platform to the next level.</w:t>
+        <w:t>Alfa Stream v5.0 is a production-grade data platform built on a modern cloud stack — combining data engineering, data analytics, and machine learning. The foundation is solid: automated pipelines, a structured Snowflake warehouse, dbt-driven transformations, Power BI dashboards, and an integrated Prophet forecasting model. Below are two clear directions for taking the platform further.</w:t>
       </w:r>
     </w:p>
-    <w:p/>
     <w:p>
+      <w:pPr>
+        <w:pStyle w:val="Heading1"/>
+      </w:pPr>
       <w:r>
-        <w:rPr>
-          <w:b/>
-          <w:color w:val="2E74B5"/>
-          <w:sz w:val="26"/>
-        </w:rPr>
-        <w:t>1.  Near Real-Time Data Delivery</w:t>
+        <w:t>1.  Sales Forecasting — IMPLEMENTED</w:t>
       </w:r>
     </w:p>
     <w:p>
       <w:r>
-        <w:t>Current state: data is processed in scheduled batches — ideal for daily reporting and historical analysis.</w:t>
+        <w:t>Implemented: Facebook Prophet model (DAG 06) runs automatically after every pipeline cycle.</w:t>
       </w:r>
     </w:p>
     <w:p>
       <w:r>
-        <w:t>Next step: integrate Snowflake Snowpipe with cloud object storage (AWS S3 or Azure Blob). Data would appear in Snowflake within seconds of being generated, enabling live monitoring of sales and conversion rates during high-traffic periods such as Black Friday or seasonal campaigns.</w:t>
+        <w:t>What it does: trains a separate time-series model per product category using historical monthly revenue, then writes 6-month forward predictions (with 95% confidence intervals) to Snowflake GOLD as ML_REVENUE_FORECAST. Results are visualised in Power BI alongside actual revenue.</w:t>
       </w:r>
     </w:p>
     <w:p>
       <w:r>
-        <w:t>Business value: operational teams can react to drops in conversion or unusual order patterns in real time, not the following morning.</w:t>
+        <w:t>Business value: finance and commercial teams can see data-driven revenue expectations for the next two quarters, enabling better inventory planning and budget forecasting.</w:t>
       </w:r>
     </w:p>
-    <w:p/>
     <w:p>
+      <w:pPr>
+        <w:pStyle w:val="Heading1"/>
+      </w:pPr>
       <w:r>
-        <w:rPr>
-          <w:b/>
-          <w:color w:val="2E74B5"/>
-          <w:sz w:val="26"/>
-        </w:rPr>
-        <w:t>2.  Predictive Analytics &amp; Machine Learning</w:t>
+        <w:t>2.  Anomaly Detection</w:t>
       </w:r>
     </w:p>
     <w:p>
       <w:r>
-        <w:t>With five years of simulated history available, the platform is well positioned to support predictive models. Potential applications:</w:t>
+        <w:t>Current state: addon attach rates and conversion rates are monitored visually via dashboards.</w:t>
+      </w:r>
+    </w:p>
+    <w:p>
+      <w:r>
+        <w:t>Next step: automated statistical anomaly detection (Z-score or Isolation Forest) running as a DAG step after the Prophet forecast. Flags employees or products deviating significantly from their historical baseline and writes alert rows to a dedicated Snowflake table.</w:t>
+      </w:r>
+    </w:p>
+    <w:p>
+      <w:r>
+        <w:t>Business value: operational teams receive early warning of drops in sales performance or conversion — reacting in days rather than weeks.</w:t>
       </w:r>
     </w:p>
     <w:p>
       <w:pPr>
-        <w:pStyle w:val="ListBullet"/>
+        <w:pStyle w:val="Heading1"/>
       </w:pPr>
       <w:r>
-        <w:t>Sales forecasting — predict next quarter's revenue by product category and hour of day, enabling smarter inventory and staffing decisions.</w:t>
-      </w:r>
-    </w:p>
-    <w:p>
-      <w:pPr>
-        <w:pStyle w:val="ListBullet"/>
-      </w:pPr>
-      <w:r>
-        <w:t>Anomaly detection — automated alerts when add-on service attachment rates deviate significantly from expected patterns, flagging potential issues in sales processes early.</w:t>
-      </w:r>
-    </w:p>
-    <w:p>
-      <w:pPr>
-        <w:pStyle w:val="ListBullet"/>
-      </w:pPr>
-      <w:r>
-        <w:t>Workforce optimisation — suggested staffing schedules based on predicted traffic patterns, reducing both overstaffing and missed demand.</w:t>
-      </w:r>
-    </w:p>
-    <w:p>
-      <w:r>
-        <w:t>Implementation path: Snowflake Cortex (built-in ML functions) or Python-based models integrated into the existing dbt + Airflow workflow.</w:t>
-      </w:r>
-    </w:p>
-    <w:p/>
-    <w:p>
-      <w:r>
-        <w:rPr>
-          <w:b/>
-          <w:color w:val="2E74B5"/>
-          <w:sz w:val="26"/>
-        </w:rPr>
         <w:t>3.  Data Quality &amp; Governance at Scale</w:t>
       </w:r>
     </w:p>
@@ -147,65 +113,64 @@
         <w:t>These capabilities position the platform for regulated environments and enterprise-scale usage where data trust is non-negotiable.</w:t>
       </w:r>
     </w:p>
-    <w:p/>
     <w:p>
+      <w:pPr>
+        <w:pStyle w:val="Heading1"/>
+      </w:pPr>
       <w:r>
-        <w:rPr>
-          <w:b/>
-          <w:color w:val="2E74B5"/>
-          <w:sz w:val="26"/>
-        </w:rPr>
         <w:t>Summary</w:t>
       </w:r>
     </w:p>
     <w:tbl>
       <w:tblPr>
-        <w:tblStyle w:val="LightShading-Accent1"/>
+        <w:tblStyle w:val="TableGrid"/>
         <w:tblW w:type="auto" w:w="0"/>
         <w:tblLook w:firstColumn="1" w:firstRow="1" w:lastColumn="0" w:lastRow="0" w:noHBand="0" w:noVBand="1" w:val="04A0"/>
       </w:tblPr>
       <w:tblGrid>
-        <w:gridCol w:w="2880"/>
-        <w:gridCol w:w="2880"/>
-        <w:gridCol w:w="2880"/>
+        <w:gridCol w:w="2160"/>
+        <w:gridCol w:w="2160"/>
+        <w:gridCol w:w="2160"/>
+        <w:gridCol w:w="2160"/>
       </w:tblGrid>
       <w:tr>
         <w:tc>
           <w:tcPr>
-            <w:tcW w:type="dxa" w:w="2880"/>
+            <w:tcW w:type="dxa" w:w="2160"/>
           </w:tcPr>
           <w:p>
             <w:r>
-              <w:rPr>
-                <w:b/>
-              </w:rPr>
               <w:t>Initiative</w:t>
             </w:r>
           </w:p>
         </w:tc>
         <w:tc>
           <w:tcPr>
-            <w:tcW w:type="dxa" w:w="2880"/>
+            <w:tcW w:type="dxa" w:w="2160"/>
           </w:tcPr>
           <w:p>
             <w:r>
-              <w:rPr>
-                <w:b/>
-              </w:rPr>
               <w:t>Primary Benefit</w:t>
             </w:r>
           </w:p>
         </w:tc>
         <w:tc>
           <w:tcPr>
-            <w:tcW w:type="dxa" w:w="2880"/>
+            <w:tcW w:type="dxa" w:w="2160"/>
           </w:tcPr>
           <w:p>
             <w:r>
-              <w:rPr>
-                <w:b/>
-              </w:rPr>
               <w:t>Complexity</w:t>
+            </w:r>
+          </w:p>
+        </w:tc>
+        <w:tc>
+          <w:tcPr>
+            <w:tcW w:type="dxa" w:w="2160"/>
+          </w:tcPr>
+          <w:p>
+            <w:r>
+              <w:t>Status</w:t>
             </w:r>
           </w:p>
         </w:tc>
@@ -213,27 +178,27 @@
       <w:tr>
         <w:tc>
           <w:tcPr>
-            <w:tcW w:type="dxa" w:w="2880"/>
+            <w:tcW w:type="dxa" w:w="2160"/>
           </w:tcPr>
           <w:p>
             <w:r>
-              <w:t>Near Real-Time Delivery</w:t>
+              <w:t>Sales Forecasting (Prophet)</w:t>
             </w:r>
           </w:p>
         </w:tc>
         <w:tc>
           <w:tcPr>
-            <w:tcW w:type="dxa" w:w="2880"/>
+            <w:tcW w:type="dxa" w:w="2160"/>
           </w:tcPr>
           <w:p>
             <w:r>
-              <w:t>Live operational visibility</w:t>
+              <w:t>Revenue planning &amp; budget forecasting</w:t>
             </w:r>
           </w:p>
         </w:tc>
         <w:tc>
           <w:tcPr>
-            <w:tcW w:type="dxa" w:w="2880"/>
+            <w:tcW w:type="dxa" w:w="2160"/>
           </w:tcPr>
           <w:p>
             <w:r>
@@ -241,35 +206,13 @@
             </w:r>
           </w:p>
         </w:tc>
-      </w:tr>
-      <w:tr>
         <w:tc>
           <w:tcPr>
-            <w:tcW w:type="dxa" w:w="2880"/>
+            <w:tcW w:type="dxa" w:w="2160"/>
           </w:tcPr>
           <w:p>
             <w:r>
-              <w:t>Predictive Analytics / ML</w:t>
-            </w:r>
-          </w:p>
-        </w:tc>
-        <w:tc>
-          <w:tcPr>
-            <w:tcW w:type="dxa" w:w="2880"/>
-          </w:tcPr>
-          <w:p>
-            <w:r>
-              <w:t>Proactive decision-making</w:t>
-            </w:r>
-          </w:p>
-        </w:tc>
-        <w:tc>
-          <w:tcPr>
-            <w:tcW w:type="dxa" w:w="2880"/>
-          </w:tcPr>
-          <w:p>
-            <w:r>
-              <w:t>High</w:t>
+              <w:t>IMPLEMENTED</w:t>
             </w:r>
           </w:p>
         </w:tc>
@@ -277,7 +220,49 @@
       <w:tr>
         <w:tc>
           <w:tcPr>
-            <w:tcW w:type="dxa" w:w="2880"/>
+            <w:tcW w:type="dxa" w:w="2160"/>
+          </w:tcPr>
+          <w:p>
+            <w:r>
+              <w:t>Anomaly Detection</w:t>
+            </w:r>
+          </w:p>
+        </w:tc>
+        <w:tc>
+          <w:tcPr>
+            <w:tcW w:type="dxa" w:w="2160"/>
+          </w:tcPr>
+          <w:p>
+            <w:r>
+              <w:t>Early warning on performance drops</w:t>
+            </w:r>
+          </w:p>
+        </w:tc>
+        <w:tc>
+          <w:tcPr>
+            <w:tcW w:type="dxa" w:w="2160"/>
+          </w:tcPr>
+          <w:p>
+            <w:r>
+              <w:t>Medium</w:t>
+            </w:r>
+          </w:p>
+        </w:tc>
+        <w:tc>
+          <w:tcPr>
+            <w:tcW w:type="dxa" w:w="2160"/>
+          </w:tcPr>
+          <w:p>
+            <w:r>
+              <w:t>Planned</w:t>
+            </w:r>
+          </w:p>
+        </w:tc>
+      </w:tr>
+      <w:tr>
+        <w:tc>
+          <w:tcPr>
+            <w:tcW w:type="dxa" w:w="2160"/>
           </w:tcPr>
           <w:p>
             <w:r>
@@ -287,7 +272,7 @@
         </w:tc>
         <w:tc>
           <w:tcPr>
-            <w:tcW w:type="dxa" w:w="2880"/>
+            <w:tcW w:type="dxa" w:w="2160"/>
           </w:tcPr>
           <w:p>
             <w:r>
@@ -297,11 +282,21 @@
         </w:tc>
         <w:tc>
           <w:tcPr>
-            <w:tcW w:type="dxa" w:w="2880"/>
+            <w:tcW w:type="dxa" w:w="2160"/>
           </w:tcPr>
           <w:p>
             <w:r>
-              <w:t>Medium</w:t>
+              <w:t>Medium-High</w:t>
+            </w:r>
+          </w:p>
+        </w:tc>
+        <w:tc>
+          <w:tcPr>
+            <w:tcW w:type="dxa" w:w="2160"/>
+          </w:tcPr>
+          <w:p>
+            <w:r>
+              <w:t>Planned</w:t>
             </w:r>
           </w:p>
         </w:tc>
@@ -680,9 +675,6 @@
     <w:name w:val="Normal"/>
     <w:qFormat/>
     <w:rsid w:val="00FC693F"/>
-    <w:rPr>
-      <w:sz w:val="22"/>
-    </w:rPr>
   </w:style>
   <w:style w:type="paragraph" w:styleId="Header">
     <w:name w:val="header"/>

--- a/Documentation ENG/Pitch ENG 5.0.docx
+++ b/Documentation ENG/Pitch ENG 5.0.docx
@@ -53,17 +53,35 @@
         <w:pStyle w:val="Heading1"/>
       </w:pPr>
       <w:r>
-        <w:t>2.  Anomaly Detection</w:t>
+        <w:t>2.  Anomaly Detection — IMPLEMENTED</w:t>
       </w:r>
     </w:p>
     <w:p>
       <w:r>
-        <w:t>Current state: addon attach rates and conversion rates are monitored visually via dashboards.</w:t>
+        <w:t>Implemented: Z-score statistical anomaly detection (DAG 06) runs automatically after every pipeline cycle.</w:t>
       </w:r>
     </w:p>
     <w:p>
       <w:r>
-        <w:t>Next step: automated statistical anomaly detection (Z-score or Isolation Forest) running as a DAG step after the Prophet forecast. Flags employees or products deviating significantly from their historical baseline and writes alert rows to a dedicated Snowflake table.</w:t>
+        <w:t>What it does: calculates historical mean and standard deviation per product (conversion rate) and per employee (addon attach rate). Flags any period where the absolute Z-score exceeds 2.0 as an anomaly, with direction (HIGH / LOW). Results stored in GOLD.ML_ANOMALY_FLAGS.</w:t>
+        <w:br/>
+        <w:br/>
+        <w:t>Business value: operational teams receive automated early warning of drops in sales performance or conversion quality — without manual dashboard monitoring.</w:t>
+        <w:br/>
+        <w:br/>
+        <w:t>3.  Traffic Pattern Prediction — IMPLEMENTED</w:t>
+        <w:br/>
+        <w:br/>
+        <w:t>Implemented: Ridge Regression model (DAG 06) runs automatically after every pipeline cycle.</w:t>
+        <w:br/>
+        <w:br/>
+        <w:t>What it does: trains on historical hourly visit data and predicts expected traffic for all 168 hour × day-of-week combinations. Results stored in GOLD.ML_TRAFFIC_PREDICTION.</w:t>
+        <w:br/>
+        <w:br/>
+        <w:t>Business value: capacity planning and campaign scheduling teams can identify optimal times for promotions and anticipate high-traffic windows.</w:t>
+        <w:br/>
+        <w:br/>
+        <w:t>4.  Data Quality &amp; Governance at Scaleep after the Prophet forecast. Flags employees or products deviating significantly from their historical baseline and writes alert rows to a dedicated Snowflake table.</w:t>
       </w:r>
     </w:p>
     <w:p>
@@ -75,9 +93,7 @@
       <w:pPr>
         <w:pStyle w:val="Heading1"/>
       </w:pPr>
-      <w:r>
-        <w:t>3.  Data Quality &amp; Governance at Scale</w:t>
-      </w:r>
+      <w:r/>
     </w:p>
     <w:p>
       <w:r>

--- a/Documentation ENG/Pitch ENG 5.0.docx
+++ b/Documentation ENG/Pitch ENG 5.0.docx
@@ -81,12 +81,7 @@
         <w:t>Business value: capacity planning and campaign scheduling teams can identify optimal times for promotions and anticipate high-traffic windows.</w:t>
         <w:br/>
         <w:br/>
-        <w:t>4.  Data Quality &amp; Governance at Scaleep after the Prophet forecast. Flags employees or products deviating significantly from their historical baseline and writes alert rows to a dedicated Snowflake table.</w:t>
-      </w:r>
-    </w:p>
-    <w:p>
-      <w:r>
-        <w:t>Business value: operational teams receive early warning of drops in sales performance or conversion — reacting in days rather than weeks.</w:t>
+        <w:t>4.  Data Quality &amp; Governance</w:t>
       </w:r>
     </w:p>
     <w:p>
